--- a/formlar/18. İdari İşler ve Güvenlik/EMS.İD.FRM.03.01. Ziyaretçi Tedarikçi Güvenlik Bilgilendirme Formu.docx
+++ b/formlar/18. İdari İşler ve Güvenlik/EMS.İD.FRM.03.01. Ziyaretçi Tedarikçi Güvenlik Bilgilendirme Formu.docx
@@ -1855,7 +1855,7 @@
             </w:rPr>
             <w:drawing>
               <wp:inline distT="0" distB="0" distL="0" distR="0" wp14:anchorId="151A8098" wp14:editId="34C3FA3F">
-                <wp:extent cx="723900" cy="631163"/>
+                <wp:extent cx="1100000" cy="959081"/>
                 <wp:effectExtent l="0" t="0" r="0" b="0"/>
                 <wp:docPr id="38064677" name="Picture 2"/>
                 <wp:cNvGraphicFramePr>
@@ -1886,7 +1886,7 @@
                       <pic:spPr bwMode="auto">
                         <a:xfrm>
                           <a:off x="0" y="0"/>
-                          <a:ext cx="750578" cy="654423"/>
+                          <a:ext cx="1140538" cy="994426"/>
                         </a:xfrm>
                         <a:prstGeom prst="rect">
                           <a:avLst/>
